--- a/docs/content-strategy/Runways_n_Poppies_Content_Strategy.docx
+++ b/docs/content-strategy/Runways_n_Poppies_Content_Strategy.docx
@@ -37,7 +37,7 @@
           <w:color w:val="6B7280"/>
           <w:sz w:val="23"/>
         </w:rPr>
-        <w:t>The Make Life Fun hook research, organized for Sunday planning.</w:t>
+        <w:t>The hook research, organized for Sunday planning.</w:t>
       </w:r>
     </w:p>
     <w:p>
@@ -70,7 +70,7 @@
           <w:color w:val="333333"/>
           <w:sz w:val="21"/>
         </w:rPr>
-        <w:t xml:space="preserve">Source research: </w:t>
+        <w:t xml:space="preserve">Source research: the </w:t>
       </w:r>
       <w:r>
         <w:rPr>
@@ -78,7 +78,7 @@
           <w:color w:val="333333"/>
           <w:sz w:val="21"/>
         </w:rPr>
-        <w:t>Make Life Fun — Viral Hook Playbook</w:t>
+        <w:t>Viral Hook Playbook</w:t>
       </w:r>
       <w:r>
         <w:rPr>
@@ -670,7 +670,7 @@
                 <w:color w:val="333333"/>
                 <w:sz w:val="18"/>
               </w:rPr>
-              <w:t>"#MakeLifeFun channel"</w:t>
+              <w:t>The pre-launch working name</w:t>
             </w:r>
           </w:p>
         </w:tc>
@@ -689,7 +689,7 @@
                 <w:color w:val="333333"/>
                 <w:sz w:val="18"/>
               </w:rPr>
-              <w:t>Confirm whether #MakeLifeFun is the Runways n Poppies hashtag or a separate channel</w:t>
+              <w:t>Retired. The brand is Runways n Poppies. Removed everywhere, including from the archived original</w:t>
             </w:r>
           </w:p>
         </w:tc>
@@ -708,7 +708,7 @@
                 <w:color w:val="333333"/>
                 <w:sz w:val="18"/>
               </w:rPr>
-              <w:t>Every caption's hashtag field</w:t>
+              <w:t>Hook 38, rewritten. Every caption's hashtag field</w:t>
             </w:r>
           </w:p>
         </w:tc>
@@ -726,6 +726,53 @@
           <w:sz w:val="21"/>
         </w:rPr>
         <w:t>A hook that names a kid who does not exist is the kind of thing a viewer notices once and never trusts again. These are not nitpicks.</w:t>
+      </w:r>
+    </w:p>
+    <w:p>
+      <w:pPr>
+        <w:keepNext/>
+        <w:spacing w:before="320" w:after="120"/>
+      </w:pPr>
+      <w:r>
+        <w:rPr>
+          <w:rFonts w:ascii="Georgia" w:hAnsi="Georgia"/>
+          <w:b/>
+          <w:color w:val="2C4A6B"/>
+          <w:sz w:val="26"/>
+        </w:rPr>
+        <w:t>Built into a skill</w:t>
+      </w:r>
+    </w:p>
+    <w:p>
+      <w:r>
+        <w:rPr>
+          <w:rFonts w:ascii="Consolas" w:hAnsi="Consolas"/>
+          <w:color w:val="D94E2A"/>
+          <w:sz w:val="21"/>
+        </w:rPr>
+        <w:t>skills/rnp-reel-hooks/</w:t>
+      </w:r>
+      <w:r>
+        <w:rPr>
+          <w:color w:val="333333"/>
+          <w:sz w:val="21"/>
+        </w:rPr>
+        <w:t xml:space="preserve"> turns the formulas and the swipe file into a working skill. It carries its own copies of the swipe file and the creator study so it packages and installs as one folder. When a hook gets added or a fact gets corrected, change it in the skill's </w:t>
+      </w:r>
+      <w:r>
+        <w:rPr>
+          <w:rFonts w:ascii="Consolas" w:hAnsi="Consolas"/>
+          <w:color w:val="D94E2A"/>
+          <w:sz w:val="21"/>
+        </w:rPr>
+        <w:t>references/</w:t>
+      </w:r>
+      <w:r>
+        <w:rPr>
+          <w:color w:val="333333"/>
+          <w:sz w:val="21"/>
+        </w:rPr>
+        <w:t xml:space="preserve"> first, then copy it back here.</w:t>
       </w:r>
     </w:p>
     <w:p>
@@ -5942,7 +5989,7 @@
                 <w:color w:val="333333"/>
                 <w:sz w:val="18"/>
               </w:rPr>
-              <w:t>"This is why we call it Make Life Fun and not Make School Serious."</w:t>
+              <w:t>"There's no school in our name. That was on purpose."</w:t>
             </w:r>
           </w:p>
         </w:tc>
@@ -5980,7 +6027,7 @@
                 <w:color w:val="333333"/>
                 <w:sz w:val="18"/>
               </w:rPr>
-              <w:t>Confirm the #MakeLifeFun and Runways n Poppies relationship first</w:t>
+              <w:t>Nothing. Ready to film</w:t>
             </w:r>
           </w:p>
         </w:tc>
